--- a/workshop/Prerequisites Setup Guide.docx
+++ b/workshop/Prerequisites Setup Guide.docx
@@ -190,7 +190,7 @@
         <w:pStyle w:val="ListBullet"/>
       </w:pPr>
       <w:r>
-        <w:t>You will paste these into the CONFIG section of each script before running it.</w:t>
+        <w:t>You will paste these into the CONFIG section of each script before running it. The scripts ship with placeholder values (YOUR_TENANT_ID, YOUR_CLIENT_ID, etc.) that must be replaced with your actual values.</w:t>
       </w:r>
     </w:p>
     <w:p>
@@ -405,22 +405,22 @@
         <w:pStyle w:val="ListNumber"/>
       </w:pPr>
       <w:r>
-        <w:t>In the CONFIG section near the top, update:</w:t>
+        <w:t>In the CONFIG section near the top, replace the placeholder values:</w:t>
       </w:r>
     </w:p>
     <w:p>
       <w:r>
-        <w:t xml:space="preserve">   - TENANT_ID: your Directory (tenant) ID from the app registration</w:t>
+        <w:t xml:space="preserve">   - TENANT_ID: replace YOUR_TENANT_ID with your Directory (tenant) ID</w:t>
       </w:r>
     </w:p>
     <w:p>
       <w:r>
-        <w:t xml:space="preserve">   - CLIENT_ID: your Application (client) ID from the app registration</w:t>
+        <w:t xml:space="preserve">   - CLIENT_ID: replace YOUR_CLIENT_ID with your Application (client) ID</w:t>
       </w:r>
     </w:p>
     <w:p>
       <w:r>
-        <w:t xml:space="preserve">   - SITE_URL: your SharePoint site URL (e.g., https://yourtenant.sharepoint.com/sites/RetailWarehouseDemo)</w:t>
+        <w:t xml:space="preserve">   - SITE_URL: replace YOUR_TENANT.sharepoint.com/sites/YOUR_SITE with your actual SharePoint site URL</w:t>
       </w:r>
     </w:p>
     <w:p>
@@ -563,27 +563,27 @@
         <w:pStyle w:val="ListNumber"/>
       </w:pPr>
       <w:r>
-        <w:t>In the CONFIG section near the top, update:</w:t>
+        <w:t>In the CONFIG section near the top, replace the placeholder values:</w:t>
       </w:r>
     </w:p>
     <w:p>
       <w:r>
-        <w:t xml:space="preserve">   - TENANT_ID: your Directory (tenant) ID</w:t>
+        <w:t xml:space="preserve">   - TENANT_ID: replace YOUR_TENANT_ID with your Directory (tenant) ID</w:t>
       </w:r>
     </w:p>
     <w:p>
       <w:r>
-        <w:t xml:space="preserve">   - CLIENT_ID: your Application (client) ID</w:t>
+        <w:t xml:space="preserve">   - CLIENT_ID: replace YOUR_CLIENT_ID with your Application (client) ID</w:t>
       </w:r>
     </w:p>
     <w:p>
       <w:r>
-        <w:t xml:space="preserve">   - DATAVERSE_URL: your Dataverse environment URL (find this in the Power Platform admin center under Environments, then your environment, then Environment URL)</w:t>
+        <w:t xml:space="preserve">   - DATAVERSE_URL: replace YOUR_ORG.crm.dynamics.com with your Dataverse environment URL (find this in the Power Platform admin center under Environments, then your environment, then Environment URL)</w:t>
       </w:r>
     </w:p>
     <w:p>
       <w:r>
-        <w:t xml:space="preserve">   - PUBLISHER_PREFIX: your solution publisher prefix (default is "cr")</w:t>
+        <w:t xml:space="preserve">   - PUBLISHER_PREFIX: update if your solution publisher prefix is not "cr"</w:t>
       </w:r>
     </w:p>
     <w:p>
